--- a/templates/room_permission/template.docx
+++ b/templates/room_permission/template.docx
@@ -4,144 +4,136 @@
   <w:body>
     <w:p>
       <w:pPr>
-        <w:jc w:val="center"/>
-      </w:pPr>
-      <w:r>
-        <w:rPr>
-          <w:rFonts w:ascii="Times New Roman" w:hAnsi="Times New Roman"/>
-          <w:b/>
-          <w:color w:val="4F81BD"/>
-          <w:sz w:val="30"/>
-        </w:rPr>
-        <w:t>ASSOCIATION FOR COMPUTING MACHINERY</w:t>
-        <w:br/>
-      </w:r>
-      <w:r>
-        <w:rPr>
-          <w:rFonts w:ascii="Times New Roman" w:hAnsi="Times New Roman"/>
-          <w:color w:val="333333"/>
-          <w:sz w:val="19"/>
-        </w:rPr>
-        <w:t>SVNIT Student Chapter</w:t>
-        <w:br/>
-        <w:t>Department of Computer Science &amp; Engineering</w:t>
-        <w:br/>
-        <w:t>Sardar Vallabhbhai National Institute of Technology, Surat - 395007</w:t>
-      </w:r>
-    </w:p>
-    <w:p>
-      <w:pPr>
-        <w:spacing w:before="80" w:after="200"/>
-        <w:pBdr>
-          <w:bottom w:val="single" w:sz="12" w:space="1" w:color="4F81BD"/>
-        </w:pBdr>
-      </w:pPr>
-    </w:p>
-    <w:p>
-      <w:pPr>
         <w:tabs>
           <w:tab w:pos="9792" w:val="left"/>
         </w:tabs>
-        <w:spacing w:after="160"/>
-      </w:pPr>
-      <w:r>
-        <w:rPr>
-          <w:rFonts w:ascii="Times New Roman" w:hAnsi="Times New Roman"/>
-          <w:b/>
-          <w:sz w:val="21"/>
-        </w:rPr>
-        <w:t>Ref. No.: {{ ref_no or '[TO BE FILLED]' }}</w:t>
-      </w:r>
-      <w:r>
-        <w:rPr>
-          <w:rFonts w:ascii="Times New Roman" w:hAnsi="Times New Roman"/>
-          <w:sz w:val="21"/>
-        </w:rPr>
-        <w:tab/>
-        <w:t>Date: {{ letter_date or '[TO BE FILLED]' }}</w:t>
-      </w:r>
-    </w:p>
-    <w:p>
-      <w:pPr>
-        <w:spacing w:after="160"/>
-      </w:pPr>
-      <w:r>
-        <w:rPr>
-          <w:rFonts w:ascii="Times New Roman" w:hAnsi="Times New Roman"/>
-          <w:sz w:val="21"/>
-        </w:rPr>
-        <w:t>To,</w:t>
-        <w:br/>
-        <w:t>{{ submitted_to or 'The Head of Department, CSE Dept.' }}</w:t>
-        <w:br/>
-        <w:t>SVNIT, Surat.</w:t>
-      </w:r>
-    </w:p>
-    <w:p>
-      <w:pPr>
         <w:spacing w:before="120" w:after="160"/>
       </w:pPr>
       <w:r>
         <w:rPr>
           <w:rFonts w:ascii="Times New Roman" w:hAnsi="Times New Roman"/>
           <w:b/>
-          <w:sz w:val="21"/>
+          <w:sz w:val="20"/>
         </w:rPr>
-        <w:t>Subject: {{ subject or 'Requesting Permission to Conduct Event.' }}</w:t>
+        <w:t>REF NO.: {{ ref_no }}</w:t>
+      </w:r>
+      <w:r>
+        <w:rPr>
+          <w:rFonts w:ascii="Times New Roman" w:hAnsi="Times New Roman"/>
+          <w:b/>
+          <w:sz w:val="20"/>
+        </w:rPr>
+        <w:tab/>
+        <w:t>DATE: {{ letter_date | date_dmy }}</w:t>
       </w:r>
     </w:p>
     <w:p>
       <w:pPr>
-        <w:spacing w:after="120" w:line="276" w:lineRule="auto"/>
+        <w:spacing w:after="120"/>
       </w:pPr>
       <w:r>
         <w:rPr>
           <w:rFonts w:ascii="Times New Roman" w:hAnsi="Times New Roman"/>
-          <w:sz w:val="21"/>
+          <w:b/>
+          <w:sz w:val="20"/>
         </w:rPr>
-        <w:t>Respected Sir/Madam,</w:t>
-        <w:br/>
-        <w:br/>
-        <w:t>ACM SVNIT Student Chapter is planning to conduct {{ event_title or '[TO BE FILLED]' }} on {{ start_date or '[TO BE FILLED]' }} in {{ venue or '[TO BE FILLED]' }}. {{ description or '' }}</w:t>
-        <w:br/>
-        <w:br/>
-        <w:t>Objective of the event:</w:t>
-        <w:br/>
-        <w:t>{{ objective or '' }}</w:t>
-        <w:br/>
+        <w:t>SUBMITTED TO: {{ submitted_to }}</w:t>
       </w:r>
     </w:p>
     <w:p>
+      <w:pPr>
+        <w:spacing w:after="120"/>
+      </w:pPr>
       <w:r>
         <w:rPr>
+          <w:rFonts w:ascii="Times New Roman" w:hAnsi="Times New Roman"/>
           <w:b/>
+          <w:sz w:val="20"/>
         </w:rPr>
-        <w:t>Event Schedule:</w:t>
+        <w:t>SUBJECT: {{ subject }}</w:t>
+      </w:r>
+    </w:p>
+    <w:p>
+      <w:pPr>
+        <w:spacing w:after="80"/>
+      </w:pPr>
+      <w:r>
+        <w:rPr>
+          <w:rFonts w:ascii="Times New Roman" w:hAnsi="Times New Roman"/>
+          <w:b/>
+          <w:sz w:val="20"/>
+        </w:rPr>
+        <w:t>SCHEDULE OF EVENT:</w:t>
       </w:r>
     </w:p>
     <w:tbl>
       <w:tblPr>
         <w:tblW w:type="auto" w:w="0"/>
         <w:jc w:val="center"/>
-        <w:tblLayout w:type="fixed"/>
         <w:tblLook w:firstColumn="1" w:firstRow="1" w:lastColumn="0" w:lastRow="0" w:noHBand="0" w:noVBand="1" w:val="04A0"/>
       </w:tblPr>
       <w:tblGrid>
-        <w:gridCol w:w="3312"/>
-        <w:gridCol w:w="3312"/>
-        <w:gridCol w:w="3312"/>
+        <w:gridCol w:w="2592"/>
+        <w:gridCol w:w="7200"/>
       </w:tblGrid>
       <w:tr>
         <w:tc>
           <w:tcPr>
-            <w:tcW w:type="dxa" w:w="3312"/>
-            <w:shd w:fill="EAECEE"/>
+            <w:tcW w:type="dxa" w:w="10080"/>
+            <w:gridSpan w:val="2"/>
+            <w:shd w:fill="4F81BD"/>
             <w:tcMar>
-              <w:top w:w="100" w:type="dxa"/>
-              <w:bottom w:w="100" w:type="dxa"/>
-              <w:left w:w="150" w:type="dxa"/>
-              <w:right w:w="150" w:type="dxa"/>
+              <w:top w:w="80" w:type="dxa"/>
+              <w:bottom w:w="80" w:type="dxa"/>
+              <w:left w:w="120" w:type="dxa"/>
+              <w:right w:w="120" w:type="dxa"/>
             </w:tcMar>
+            <w:tcBorders>
+              <w:top w:val="single" w:sz="4" w:space="0" w:color="888888"/>
+              <w:left w:val="single" w:sz="4" w:space="0" w:color="888888"/>
+              <w:bottom w:val="single" w:sz="4" w:space="0" w:color="888888"/>
+              <w:right w:val="single" w:sz="4" w:space="0" w:color="888888"/>
+            </w:tcBorders>
+            <w:tcBorders>
+              <w:top w:val="single" w:sz="4" w:space="0" w:color="888888"/>
+              <w:left w:val="single" w:sz="4" w:space="0" w:color="888888"/>
+              <w:bottom w:val="single" w:sz="4" w:space="0" w:color="888888"/>
+              <w:right w:val="single" w:sz="4" w:space="0" w:color="888888"/>
+            </w:tcBorders>
+          </w:tcPr>
+          <w:p>
+            <w:pPr>
+              <w:jc w:val="center"/>
+            </w:pPr>
+            <w:r>
+              <w:rPr>
+                <w:rFonts w:ascii="Times New Roman" w:hAnsi="Times New Roman"/>
+                <w:b/>
+                <w:color w:val="FFFFFF"/>
+                <w:sz w:val="21"/>
+              </w:rPr>
+              <w:t>ABOUT THE EVENT</w:t>
+            </w:r>
+          </w:p>
+        </w:tc>
+      </w:tr>
+      <w:tr>
+        <w:tc>
+          <w:tcPr>
+            <w:tcW w:type="dxa" w:w="5040"/>
+            <w:tcMar>
+              <w:top w:w="70" w:type="dxa"/>
+              <w:bottom w:w="70" w:type="dxa"/>
+              <w:left w:w="100" w:type="dxa"/>
+              <w:right w:w="100" w:type="dxa"/>
+            </w:tcMar>
+            <w:shd w:fill="F5F5F5"/>
+            <w:tcBorders>
+              <w:top w:val="single" w:sz="4" w:space="0" w:color="888888"/>
+              <w:left w:val="single" w:sz="4" w:space="0" w:color="888888"/>
+              <w:bottom w:val="single" w:sz="4" w:space="0" w:color="888888"/>
+              <w:right w:val="single" w:sz="4" w:space="0" w:color="888888"/>
+            </w:tcBorders>
           </w:tcPr>
           <w:p>
             <w:r>
@@ -150,20 +142,57 @@
                 <w:b/>
                 <w:sz w:val="19"/>
               </w:rPr>
-              <w:t>Date</w:t>
+              <w:t>Brief Description</w:t>
             </w:r>
           </w:p>
         </w:tc>
         <w:tc>
           <w:tcPr>
-            <w:tcW w:type="dxa" w:w="3312"/>
-            <w:shd w:fill="EAECEE"/>
+            <w:tcW w:type="dxa" w:w="5040"/>
             <w:tcMar>
-              <w:top w:w="100" w:type="dxa"/>
-              <w:bottom w:w="100" w:type="dxa"/>
-              <w:left w:w="150" w:type="dxa"/>
-              <w:right w:w="150" w:type="dxa"/>
+              <w:top w:w="70" w:type="dxa"/>
+              <w:bottom w:w="70" w:type="dxa"/>
+              <w:left w:w="100" w:type="dxa"/>
+              <w:right w:w="100" w:type="dxa"/>
             </w:tcMar>
+            <w:tcBorders>
+              <w:top w:val="single" w:sz="4" w:space="0" w:color="888888"/>
+              <w:left w:val="single" w:sz="4" w:space="0" w:color="888888"/>
+              <w:bottom w:val="single" w:sz="4" w:space="0" w:color="888888"/>
+              <w:right w:val="single" w:sz="4" w:space="0" w:color="888888"/>
+            </w:tcBorders>
+          </w:tcPr>
+          <w:p>
+            <w:r>
+              <w:rPr>
+                <w:rFonts w:ascii="Times New Roman" w:hAnsi="Times New Roman"/>
+                <w:sz w:val="19"/>
+              </w:rPr>
+              <w:t>{{ description }}</w:t>
+              <w:br/>
+              <w:br/>
+              <w:t>We request permission to use {{ venue }} on {{ start_date | date_range(end_date) }} from {{ time_from | time_12h }} to {{ time_to | time_12h }} for conducting the meet.</w:t>
+            </w:r>
+          </w:p>
+        </w:tc>
+      </w:tr>
+      <w:tr>
+        <w:tc>
+          <w:tcPr>
+            <w:tcW w:type="dxa" w:w="5040"/>
+            <w:tcMar>
+              <w:top w:w="70" w:type="dxa"/>
+              <w:bottom w:w="70" w:type="dxa"/>
+              <w:left w:w="100" w:type="dxa"/>
+              <w:right w:w="100" w:type="dxa"/>
+            </w:tcMar>
+            <w:shd w:fill="F5F5F5"/>
+            <w:tcBorders>
+              <w:top w:val="single" w:sz="4" w:space="0" w:color="888888"/>
+              <w:left w:val="single" w:sz="4" w:space="0" w:color="888888"/>
+              <w:bottom w:val="single" w:sz="4" w:space="0" w:color="888888"/>
+              <w:right w:val="single" w:sz="4" w:space="0" w:color="888888"/>
+            </w:tcBorders>
           </w:tcPr>
           <w:p>
             <w:r>
@@ -172,20 +201,54 @@
                 <w:b/>
                 <w:sz w:val="19"/>
               </w:rPr>
-              <w:t>Time</w:t>
+              <w:t>Objective</w:t>
             </w:r>
           </w:p>
         </w:tc>
         <w:tc>
           <w:tcPr>
-            <w:tcW w:type="dxa" w:w="3312"/>
-            <w:shd w:fill="EAECEE"/>
+            <w:tcW w:type="dxa" w:w="5040"/>
             <w:tcMar>
-              <w:top w:w="100" w:type="dxa"/>
-              <w:bottom w:w="100" w:type="dxa"/>
-              <w:left w:w="150" w:type="dxa"/>
-              <w:right w:w="150" w:type="dxa"/>
+              <w:top w:w="70" w:type="dxa"/>
+              <w:bottom w:w="70" w:type="dxa"/>
+              <w:left w:w="100" w:type="dxa"/>
+              <w:right w:w="100" w:type="dxa"/>
             </w:tcMar>
+            <w:tcBorders>
+              <w:top w:val="single" w:sz="4" w:space="0" w:color="888888"/>
+              <w:left w:val="single" w:sz="4" w:space="0" w:color="888888"/>
+              <w:bottom w:val="single" w:sz="4" w:space="0" w:color="888888"/>
+              <w:right w:val="single" w:sz="4" w:space="0" w:color="888888"/>
+            </w:tcBorders>
+          </w:tcPr>
+          <w:p>
+            <w:r>
+              <w:rPr>
+                <w:rFonts w:ascii="Times New Roman" w:hAnsi="Times New Roman"/>
+                <w:sz w:val="19"/>
+              </w:rPr>
+              <w:t>{{ objective }}</w:t>
+            </w:r>
+          </w:p>
+        </w:tc>
+      </w:tr>
+      <w:tr>
+        <w:tc>
+          <w:tcPr>
+            <w:tcW w:type="dxa" w:w="5040"/>
+            <w:tcMar>
+              <w:top w:w="70" w:type="dxa"/>
+              <w:bottom w:w="70" w:type="dxa"/>
+              <w:left w:w="100" w:type="dxa"/>
+              <w:right w:w="100" w:type="dxa"/>
+            </w:tcMar>
+            <w:shd w:fill="F5F5F5"/>
+            <w:tcBorders>
+              <w:top w:val="single" w:sz="4" w:space="0" w:color="888888"/>
+              <w:left w:val="single" w:sz="4" w:space="0" w:color="888888"/>
+              <w:bottom w:val="single" w:sz="4" w:space="0" w:color="888888"/>
+              <w:right w:val="single" w:sz="4" w:space="0" w:color="888888"/>
+            </w:tcBorders>
           </w:tcPr>
           <w:p>
             <w:r>
@@ -194,7 +257,33 @@
                 <w:b/>
                 <w:sz w:val="19"/>
               </w:rPr>
-              <w:t>Session / Activity</w:t>
+              <w:t>Number of Participants</w:t>
+            </w:r>
+          </w:p>
+        </w:tc>
+        <w:tc>
+          <w:tcPr>
+            <w:tcW w:type="dxa" w:w="5040"/>
+            <w:tcMar>
+              <w:top w:w="70" w:type="dxa"/>
+              <w:bottom w:w="70" w:type="dxa"/>
+              <w:left w:w="100" w:type="dxa"/>
+              <w:right w:w="100" w:type="dxa"/>
+            </w:tcMar>
+            <w:tcBorders>
+              <w:top w:val="single" w:sz="4" w:space="0" w:color="888888"/>
+              <w:left w:val="single" w:sz="4" w:space="0" w:color="888888"/>
+              <w:bottom w:val="single" w:sz="4" w:space="0" w:color="888888"/>
+              <w:right w:val="single" w:sz="4" w:space="0" w:color="888888"/>
+            </w:tcBorders>
+          </w:tcPr>
+          <w:p>
+            <w:r>
+              <w:rPr>
+                <w:rFonts w:ascii="Times New Roman" w:hAnsi="Times New Roman"/>
+                <w:sz w:val="19"/>
+              </w:rPr>
+              <w:t>{{ participants }}</w:t>
             </w:r>
           </w:p>
         </w:tc>
@@ -202,13 +291,47 @@
       <w:tr>
         <w:tc>
           <w:tcPr>
-            <w:tcW w:type="dxa" w:w="3312"/>
+            <w:tcW w:type="dxa" w:w="5040"/>
             <w:tcMar>
-              <w:top w:w="100" w:type="dxa"/>
-              <w:bottom w:w="100" w:type="dxa"/>
-              <w:left w:w="150" w:type="dxa"/>
-              <w:right w:w="150" w:type="dxa"/>
+              <w:top w:w="70" w:type="dxa"/>
+              <w:bottom w:w="70" w:type="dxa"/>
+              <w:left w:w="100" w:type="dxa"/>
+              <w:right w:w="100" w:type="dxa"/>
             </w:tcMar>
+            <w:shd w:fill="F5F5F5"/>
+            <w:tcBorders>
+              <w:top w:val="single" w:sz="4" w:space="0" w:color="888888"/>
+              <w:left w:val="single" w:sz="4" w:space="0" w:color="888888"/>
+              <w:bottom w:val="single" w:sz="4" w:space="0" w:color="888888"/>
+              <w:right w:val="single" w:sz="4" w:space="0" w:color="888888"/>
+            </w:tcBorders>
+          </w:tcPr>
+          <w:p>
+            <w:r>
+              <w:rPr>
+                <w:rFonts w:ascii="Times New Roman" w:hAnsi="Times New Roman"/>
+                <w:b/>
+                <w:sz w:val="19"/>
+              </w:rPr>
+              <w:t>Mode</w:t>
+            </w:r>
+          </w:p>
+        </w:tc>
+        <w:tc>
+          <w:tcPr>
+            <w:tcW w:type="dxa" w:w="5040"/>
+            <w:tcMar>
+              <w:top w:w="70" w:type="dxa"/>
+              <w:bottom w:w="70" w:type="dxa"/>
+              <w:left w:w="100" w:type="dxa"/>
+              <w:right w:w="100" w:type="dxa"/>
+            </w:tcMar>
+            <w:tcBorders>
+              <w:top w:val="single" w:sz="4" w:space="0" w:color="888888"/>
+              <w:left w:val="single" w:sz="4" w:space="0" w:color="888888"/>
+              <w:bottom w:val="single" w:sz="4" w:space="0" w:color="888888"/>
+              <w:right w:val="single" w:sz="4" w:space="0" w:color="888888"/>
+            </w:tcBorders>
           </w:tcPr>
           <w:p>
             <w:r>
@@ -216,19 +339,55 @@
                 <w:rFonts w:ascii="Times New Roman" w:hAnsi="Times New Roman"/>
                 <w:sz w:val="19"/>
               </w:rPr>
-              <w:t>{% for s in schedule %}{{ s.date }}</w:t>
+              <w:t>{{ mode }}</w:t>
+            </w:r>
+          </w:p>
+        </w:tc>
+      </w:tr>
+      <w:tr>
+        <w:tc>
+          <w:tcPr>
+            <w:tcW w:type="dxa" w:w="5040"/>
+            <w:tcMar>
+              <w:top w:w="70" w:type="dxa"/>
+              <w:bottom w:w="70" w:type="dxa"/>
+              <w:left w:w="100" w:type="dxa"/>
+              <w:right w:w="100" w:type="dxa"/>
+            </w:tcMar>
+            <w:shd w:fill="F5F5F5"/>
+            <w:tcBorders>
+              <w:top w:val="single" w:sz="4" w:space="0" w:color="888888"/>
+              <w:left w:val="single" w:sz="4" w:space="0" w:color="888888"/>
+              <w:bottom w:val="single" w:sz="4" w:space="0" w:color="888888"/>
+              <w:right w:val="single" w:sz="4" w:space="0" w:color="888888"/>
+            </w:tcBorders>
+          </w:tcPr>
+          <w:p>
+            <w:r>
+              <w:rPr>
+                <w:rFonts w:ascii="Times New Roman" w:hAnsi="Times New Roman"/>
+                <w:b/>
+                <w:sz w:val="19"/>
+              </w:rPr>
+              <w:t>Event Organizers</w:t>
             </w:r>
           </w:p>
         </w:tc>
         <w:tc>
           <w:tcPr>
-            <w:tcW w:type="dxa" w:w="3312"/>
+            <w:tcW w:type="dxa" w:w="5040"/>
             <w:tcMar>
-              <w:top w:w="100" w:type="dxa"/>
-              <w:bottom w:w="100" w:type="dxa"/>
-              <w:left w:w="150" w:type="dxa"/>
-              <w:right w:w="150" w:type="dxa"/>
+              <w:top w:w="70" w:type="dxa"/>
+              <w:bottom w:w="70" w:type="dxa"/>
+              <w:left w:w="100" w:type="dxa"/>
+              <w:right w:w="100" w:type="dxa"/>
             </w:tcMar>
+            <w:tcBorders>
+              <w:top w:val="single" w:sz="4" w:space="0" w:color="888888"/>
+              <w:left w:val="single" w:sz="4" w:space="0" w:color="888888"/>
+              <w:bottom w:val="single" w:sz="4" w:space="0" w:color="888888"/>
+              <w:right w:val="single" w:sz="4" w:space="0" w:color="888888"/>
+            </w:tcBorders>
           </w:tcPr>
           <w:p>
             <w:r>
@@ -236,19 +395,43 @@
                 <w:rFonts w:ascii="Times New Roman" w:hAnsi="Times New Roman"/>
                 <w:sz w:val="19"/>
               </w:rPr>
-              <w:t>{{ s.time }}</w:t>
+              <w:t>{{ organizers }}</w:t>
             </w:r>
           </w:p>
         </w:tc>
+      </w:tr>
+    </w:tbl>
+    <w:p>
+      <w:pPr>
+        <w:spacing w:before="160" w:after="120"/>
+      </w:pPr>
+    </w:p>
+    <w:tbl>
+      <w:tblPr>
+        <w:tblW w:type="auto" w:w="0"/>
+        <w:jc w:val="center"/>
+        <w:tblLook w:firstColumn="1" w:firstRow="1" w:lastColumn="0" w:lastRow="0" w:noHBand="0" w:noVBand="1" w:val="04A0"/>
+      </w:tblPr>
+      <w:tblGrid>
+        <w:gridCol w:w="4896"/>
+        <w:gridCol w:w="4896"/>
+      </w:tblGrid>
+      <w:tr>
         <w:tc>
           <w:tcPr>
-            <w:tcW w:type="dxa" w:w="3312"/>
+            <w:tcW w:type="dxa" w:w="5040"/>
             <w:tcMar>
-              <w:top w:w="100" w:type="dxa"/>
-              <w:bottom w:w="100" w:type="dxa"/>
-              <w:left w:w="150" w:type="dxa"/>
-              <w:right w:w="150" w:type="dxa"/>
+              <w:top w:w="80" w:type="dxa"/>
+              <w:bottom w:w="80" w:type="dxa"/>
+              <w:left w:w="120" w:type="dxa"/>
+              <w:right w:w="120" w:type="dxa"/>
             </w:tcMar>
+            <w:tcBorders>
+              <w:top w:val="none"/>
+              <w:left w:val="none"/>
+              <w:bottom w:val="none"/>
+              <w:right w:val="none"/>
+            </w:tcBorders>
           </w:tcPr>
           <w:p>
             <w:r>
@@ -256,149 +439,53 @@
                 <w:rFonts w:ascii="Times New Roman" w:hAnsi="Times New Roman"/>
                 <w:sz w:val="19"/>
               </w:rPr>
-              <w:t>{{ s.session }}{% if not loop.last %}</w:t>
+              <w:t>Name: {{ contact_1_name }}</w:t>
               <w:br/>
-              <w:t>{% endif %}{% endfor %}</w:t>
+              <w:t>Designation: {{ contact_1_designation }}</w:t>
+              <w:br/>
+              <w:t>{% if contact_1_admn %}Admission No.: {{ contact_1_admn }}</w:t>
+              <w:br/>
+              <w:t>{% endif %}{% if contact_1_branch %}Branch: {{ contact_1_branch }}</w:t>
+              <w:br/>
+              <w:t>{% endif %}{% if contact_1_mobile %}Mobile No.: {{ contact_1_mobile }}</w:t>
+              <w:br/>
+              <w:t>{% endif %}</w:t>
             </w:r>
           </w:p>
         </w:tc>
-      </w:tr>
-    </w:tbl>
-    <w:p>
-      <w:pPr>
-        <w:spacing w:after="160"/>
-      </w:pPr>
-    </w:p>
-    <w:p>
-      <w:r>
-        <w:rPr>
-          <w:b/>
-        </w:rPr>
-        <w:t>Contact Information:</w:t>
-      </w:r>
-    </w:p>
-    <w:tbl>
-      <w:tblPr>
-        <w:tblW w:type="auto" w:w="0"/>
-        <w:jc w:val="center"/>
-        <w:tblLayout w:type="fixed"/>
-        <w:tblLook w:firstColumn="1" w:firstRow="1" w:lastColumn="0" w:lastRow="0" w:noHBand="0" w:noVBand="1" w:val="04A0"/>
-      </w:tblPr>
-      <w:tblGrid>
-        <w:gridCol w:w="1987"/>
-        <w:gridCol w:w="1987"/>
-        <w:gridCol w:w="1987"/>
-        <w:gridCol w:w="1987"/>
-        <w:gridCol w:w="1987"/>
-      </w:tblGrid>
-      <w:tr>
         <w:tc>
           <w:tcPr>
-            <w:tcW w:type="dxa" w:w="1987"/>
-            <w:shd w:fill="EAECEE"/>
+            <w:tcW w:type="dxa" w:w="5040"/>
             <w:tcMar>
-              <w:top w:w="100" w:type="dxa"/>
-              <w:bottom w:w="100" w:type="dxa"/>
-              <w:left w:w="150" w:type="dxa"/>
-              <w:right w:w="150" w:type="dxa"/>
+              <w:top w:w="80" w:type="dxa"/>
+              <w:bottom w:w="80" w:type="dxa"/>
+              <w:left w:w="120" w:type="dxa"/>
+              <w:right w:w="120" w:type="dxa"/>
             </w:tcMar>
+            <w:tcBorders>
+              <w:top w:val="none"/>
+              <w:left w:val="none"/>
+              <w:bottom w:val="none"/>
+              <w:right w:val="none"/>
+            </w:tcBorders>
           </w:tcPr>
           <w:p>
             <w:r>
               <w:rPr>
                 <w:rFonts w:ascii="Times New Roman" w:hAnsi="Times New Roman"/>
-                <w:b/>
-                <w:sz w:val="18"/>
+                <w:sz w:val="19"/>
               </w:rPr>
-              <w:t>Sr No</w:t>
-            </w:r>
-          </w:p>
-        </w:tc>
-        <w:tc>
-          <w:tcPr>
-            <w:tcW w:type="dxa" w:w="1987"/>
-            <w:shd w:fill="EAECEE"/>
-            <w:tcMar>
-              <w:top w:w="100" w:type="dxa"/>
-              <w:bottom w:w="100" w:type="dxa"/>
-              <w:left w:w="150" w:type="dxa"/>
-              <w:right w:w="150" w:type="dxa"/>
-            </w:tcMar>
-          </w:tcPr>
-          <w:p>
-            <w:r>
-              <w:rPr>
-                <w:rFonts w:ascii="Times New Roman" w:hAnsi="Times New Roman"/>
-                <w:b/>
-                <w:sz w:val="18"/>
-              </w:rPr>
-              <w:t>Name</w:t>
-            </w:r>
-          </w:p>
-        </w:tc>
-        <w:tc>
-          <w:tcPr>
-            <w:tcW w:type="dxa" w:w="1987"/>
-            <w:shd w:fill="EAECEE"/>
-            <w:tcMar>
-              <w:top w:w="100" w:type="dxa"/>
-              <w:bottom w:w="100" w:type="dxa"/>
-              <w:left w:w="150" w:type="dxa"/>
-              <w:right w:w="150" w:type="dxa"/>
-            </w:tcMar>
-          </w:tcPr>
-          <w:p>
-            <w:r>
-              <w:rPr>
-                <w:rFonts w:ascii="Times New Roman" w:hAnsi="Times New Roman"/>
-                <w:b/>
-                <w:sz w:val="18"/>
-              </w:rPr>
-              <w:t>Designation / Role</w:t>
-            </w:r>
-          </w:p>
-        </w:tc>
-        <w:tc>
-          <w:tcPr>
-            <w:tcW w:type="dxa" w:w="1987"/>
-            <w:shd w:fill="EAECEE"/>
-            <w:tcMar>
-              <w:top w:w="100" w:type="dxa"/>
-              <w:bottom w:w="100" w:type="dxa"/>
-              <w:left w:w="150" w:type="dxa"/>
-              <w:right w:w="150" w:type="dxa"/>
-            </w:tcMar>
-          </w:tcPr>
-          <w:p>
-            <w:r>
-              <w:rPr>
-                <w:rFonts w:ascii="Times New Roman" w:hAnsi="Times New Roman"/>
-                <w:b/>
-                <w:sz w:val="18"/>
-              </w:rPr>
-              <w:t>Branch / Year</w:t>
-            </w:r>
-          </w:p>
-        </w:tc>
-        <w:tc>
-          <w:tcPr>
-            <w:tcW w:type="dxa" w:w="1987"/>
-            <w:shd w:fill="EAECEE"/>
-            <w:tcMar>
-              <w:top w:w="100" w:type="dxa"/>
-              <w:bottom w:w="100" w:type="dxa"/>
-              <w:left w:w="150" w:type="dxa"/>
-              <w:right w:w="150" w:type="dxa"/>
-            </w:tcMar>
-          </w:tcPr>
-          <w:p>
-            <w:r>
-              <w:rPr>
-                <w:rFonts w:ascii="Times New Roman" w:hAnsi="Times New Roman"/>
-                <w:b/>
-                <w:sz w:val="18"/>
-              </w:rPr>
-              <w:t>Mobile Number</w:t>
+              <w:t>Name: {{ contact_2_name }}</w:t>
+              <w:br/>
+              <w:t>Designation: {{ contact_2_designation }}</w:t>
+              <w:br/>
+              <w:t>{% if contact_2_admn %}Admission No.: {{ contact_2_admn }}</w:t>
+              <w:br/>
+              <w:t>{% endif %}{% if contact_2_branch %}Branch: {{ contact_2_branch }}</w:t>
+              <w:br/>
+              <w:t>{% endif %}{% if contact_2_mobile %}Mobile No.: {{ contact_2_mobile }}</w:t>
+              <w:br/>
+              <w:t>{% endif %}</w:t>
             </w:r>
           </w:p>
         </w:tc>
@@ -406,136 +493,288 @@
       <w:tr>
         <w:tc>
           <w:tcPr>
-            <w:tcW w:type="dxa" w:w="1987"/>
+            <w:tcW w:type="dxa" w:w="5040"/>
             <w:tcMar>
-              <w:top w:w="100" w:type="dxa"/>
-              <w:bottom w:w="100" w:type="dxa"/>
-              <w:left w:w="150" w:type="dxa"/>
-              <w:right w:w="150" w:type="dxa"/>
+              <w:top w:w="80" w:type="dxa"/>
+              <w:bottom w:w="80" w:type="dxa"/>
+              <w:left w:w="120" w:type="dxa"/>
+              <w:right w:w="120" w:type="dxa"/>
             </w:tcMar>
+            <w:tcBorders>
+              <w:top w:val="none"/>
+              <w:left w:val="none"/>
+              <w:bottom w:val="none"/>
+              <w:right w:val="none"/>
+            </w:tcBorders>
           </w:tcPr>
           <w:p>
             <w:r>
               <w:rPr>
                 <w:rFonts w:ascii="Times New Roman" w:hAnsi="Times New Roman"/>
-                <w:sz w:val="18"/>
+                <w:sz w:val="19"/>
               </w:rPr>
-              <w:t>{% for c in contacts %}{{ loop.index }}</w:t>
+              <w:t>Name: {{ contact_3_name }}</w:t>
+              <w:br/>
+              <w:t>Designation: {{ contact_3_designation }}</w:t>
+              <w:br/>
+              <w:t>{% if contact_3_admn %}Admission No.: {{ contact_3_admn }}</w:t>
+              <w:br/>
+              <w:t>{% endif %}{% if contact_3_branch %}Branch: {{ contact_3_branch }}</w:t>
+              <w:br/>
+              <w:t>{% endif %}{% if contact_3_mobile %}Mobile No.: {{ contact_3_mobile }}</w:t>
+              <w:br/>
+              <w:t>{% endif %}</w:t>
             </w:r>
           </w:p>
         </w:tc>
         <w:tc>
           <w:tcPr>
-            <w:tcW w:type="dxa" w:w="1987"/>
+            <w:tcW w:type="dxa" w:w="5040"/>
             <w:tcMar>
-              <w:top w:w="100" w:type="dxa"/>
-              <w:bottom w:w="100" w:type="dxa"/>
-              <w:left w:w="150" w:type="dxa"/>
-              <w:right w:w="150" w:type="dxa"/>
+              <w:top w:w="80" w:type="dxa"/>
+              <w:bottom w:w="80" w:type="dxa"/>
+              <w:left w:w="120" w:type="dxa"/>
+              <w:right w:w="120" w:type="dxa"/>
             </w:tcMar>
+            <w:tcBorders>
+              <w:top w:val="none"/>
+              <w:left w:val="none"/>
+              <w:bottom w:val="none"/>
+              <w:right w:val="none"/>
+            </w:tcBorders>
           </w:tcPr>
           <w:p>
             <w:r>
               <w:rPr>
                 <w:rFonts w:ascii="Times New Roman" w:hAnsi="Times New Roman"/>
-                <w:sz w:val="18"/>
+                <w:sz w:val="19"/>
               </w:rPr>
-              <w:t>{{ c.name }}</w:t>
-            </w:r>
-          </w:p>
-        </w:tc>
-        <w:tc>
-          <w:tcPr>
-            <w:tcW w:type="dxa" w:w="1987"/>
-            <w:tcMar>
-              <w:top w:w="100" w:type="dxa"/>
-              <w:bottom w:w="100" w:type="dxa"/>
-              <w:left w:w="150" w:type="dxa"/>
-              <w:right w:w="150" w:type="dxa"/>
-            </w:tcMar>
-          </w:tcPr>
-          <w:p>
-            <w:r>
-              <w:rPr>
-                <w:rFonts w:ascii="Times New Roman" w:hAnsi="Times New Roman"/>
-                <w:sz w:val="18"/>
-              </w:rPr>
-              <w:t>{{ c.designation }}</w:t>
-            </w:r>
-          </w:p>
-        </w:tc>
-        <w:tc>
-          <w:tcPr>
-            <w:tcW w:type="dxa" w:w="1987"/>
-            <w:tcMar>
-              <w:top w:w="100" w:type="dxa"/>
-              <w:bottom w:w="100" w:type="dxa"/>
-              <w:left w:w="150" w:type="dxa"/>
-              <w:right w:w="150" w:type="dxa"/>
-            </w:tcMar>
-          </w:tcPr>
-          <w:p>
-            <w:r>
-              <w:rPr>
-                <w:rFonts w:ascii="Times New Roman" w:hAnsi="Times New Roman"/>
-                <w:sz w:val="18"/>
-              </w:rPr>
-              <w:t>{{ c.branch }}</w:t>
-            </w:r>
-          </w:p>
-        </w:tc>
-        <w:tc>
-          <w:tcPr>
-            <w:tcW w:type="dxa" w:w="1987"/>
-            <w:tcMar>
-              <w:top w:w="100" w:type="dxa"/>
-              <w:bottom w:w="100" w:type="dxa"/>
-              <w:left w:w="150" w:type="dxa"/>
-              <w:right w:w="150" w:type="dxa"/>
-            </w:tcMar>
-          </w:tcPr>
-          <w:p>
-            <w:r>
-              <w:rPr>
-                <w:rFonts w:ascii="Times New Roman" w:hAnsi="Times New Roman"/>
-                <w:sz w:val="18"/>
-              </w:rPr>
-              <w:t>{{ c.mobile or '[TO BE FILLED]' }}{% if not loop.last %}</w:t>
+              <w:t>Name: {{ contact_4_name }}</w:t>
               <w:br/>
-              <w:t>{% endif %}{% endfor %}</w:t>
+              <w:t>Designation: {{ contact_4_designation }}</w:t>
+              <w:br/>
+              <w:t>{% if contact_4_admn %}Admission No.: {{ contact_4_admn }}</w:t>
+              <w:br/>
+              <w:t>{% endif %}{% if contact_4_branch %}Branch: {{ contact_4_branch }}</w:t>
+              <w:br/>
+              <w:t>{% endif %}{% if contact_4_mobile %}Mobile No.: {{ contact_4_mobile }}</w:t>
+              <w:br/>
+              <w:t>{% endif %}</w:t>
             </w:r>
           </w:p>
         </w:tc>
       </w:tr>
     </w:tbl>
-    <w:p>
-      <w:pPr>
-        <w:spacing w:before="600"/>
-      </w:pPr>
-      <w:r>
-        <w:rPr>
-          <w:rFonts w:ascii="Times New Roman" w:hAnsi="Times New Roman"/>
-          <w:sz w:val="21"/>
-        </w:rPr>
-        <w:t>Yours faithfully,</w:t>
-        <w:br/>
-        <w:br/>
-        <w:br/>
-        <w:br/>
-        <w:t>Chairperson, ACM SVNIT</w:t>
-        <w:tab/>
-        <w:tab/>
-        <w:t>Faculty Chairman, ACM SVNIT</w:t>
-      </w:r>
-    </w:p>
     <w:sectPr>
+      <w:headerReference w:type="default" r:id="rId9"/>
+      <w:footerReference w:type="default" r:id="rId10"/>
       <w:pgSz w:w="12240" w:h="15840"/>
-      <w:pgMar w:top="1008" w:right="1152" w:bottom="1008" w:left="1152" w:header="720" w:footer="720" w:gutter="0"/>
+      <w:pgMar w:top="864" w:right="1080" w:bottom="864" w:left="1080" w:header="720" w:footer="720" w:gutter="0"/>
       <w:cols w:space="720"/>
       <w:docGrid w:linePitch="360"/>
     </w:sectPr>
   </w:body>
 </w:document>
+</file>
+
+<file path=word/footer1.xml><?xml version="1.0" encoding="utf-8"?>
+<w:ftr xmlns:m="http://schemas.openxmlformats.org/officeDocument/2006/math" xmlns:mc="http://schemas.openxmlformats.org/markup-compatibility/2006" xmlns:mo="http://schemas.microsoft.com/office/mac/office/2008/main" xmlns:mv="urn:schemas-microsoft-com:mac:vml" xmlns:o="urn:schemas-microsoft-com:office:office" xmlns:r="http://schemas.openxmlformats.org/officeDocument/2006/relationships" xmlns:v="urn:schemas-microsoft-com:vml" xmlns:w10="urn:schemas-microsoft-com:office:word" xmlns:w14="http://schemas.microsoft.com/office/word/2010/wordml" xmlns:w="http://schemas.openxmlformats.org/wordprocessingml/2006/main" xmlns:wne="http://schemas.microsoft.com/office/word/2006/wordml" xmlns:wp14="http://schemas.microsoft.com/office/word/2010/wordprocessingDrawing" xmlns:wp="http://schemas.openxmlformats.org/drawingml/2006/wordprocessingDrawing" xmlns:wpc="http://schemas.microsoft.com/office/word/2010/wordprocessingCanvas" xmlns:wpg="http://schemas.microsoft.com/office/word/2010/wordprocessingGroup" xmlns:wpi="http://schemas.microsoft.com/office/word/2010/wordprocessingInk" xmlns:wps="http://schemas.microsoft.com/office/word/2010/wordprocessingShape" mc:Ignorable="w14 wp14">
+  <w:p>
+    <w:pPr>
+      <w:pStyle w:val="Footer"/>
+      <w:jc w:val="right"/>
+    </w:pPr>
+    <w:r>
+      <w:rPr>
+        <w:rFonts w:ascii="Times New Roman" w:hAnsi="Times New Roman"/>
+        <w:color w:val="666666"/>
+        <w:sz w:val="18"/>
+      </w:rPr>
+      <w:t xml:space="preserve">Page </w:t>
+    </w:r>
+    <w:fldSimple w:instr="PAGE"/>
+    <w:r>
+      <w:rPr>
+        <w:rFonts w:ascii="Times New Roman" w:hAnsi="Times New Roman"/>
+        <w:color w:val="666666"/>
+        <w:sz w:val="18"/>
+      </w:rPr>
+      <w:t xml:space="preserve"> of </w:t>
+    </w:r>
+    <w:fldSimple w:instr="NUMPAGES"/>
+  </w:p>
+</w:ftr>
+</file>
+
+<file path=word/header1.xml><?xml version="1.0" encoding="utf-8"?>
+<w:hdr xmlns:m="http://schemas.openxmlformats.org/officeDocument/2006/math" xmlns:mc="http://schemas.openxmlformats.org/markup-compatibility/2006" xmlns:mo="http://schemas.microsoft.com/office/mac/office/2008/main" xmlns:mv="urn:schemas-microsoft-com:mac:vml" xmlns:o="urn:schemas-microsoft-com:office:office" xmlns:r="http://schemas.openxmlformats.org/officeDocument/2006/relationships" xmlns:v="urn:schemas-microsoft-com:vml" xmlns:w10="urn:schemas-microsoft-com:office:word" xmlns:w14="http://schemas.microsoft.com/office/word/2010/wordml" xmlns:w="http://schemas.openxmlformats.org/wordprocessingml/2006/main" xmlns:wne="http://schemas.microsoft.com/office/word/2006/wordml" xmlns:wp14="http://schemas.microsoft.com/office/word/2010/wordprocessingDrawing" xmlns:wp="http://schemas.openxmlformats.org/drawingml/2006/wordprocessingDrawing" xmlns:wpc="http://schemas.microsoft.com/office/word/2010/wordprocessingCanvas" xmlns:wpg="http://schemas.microsoft.com/office/word/2010/wordprocessingGroup" xmlns:wpi="http://schemas.microsoft.com/office/word/2010/wordprocessingInk" xmlns:wps="http://schemas.microsoft.com/office/word/2010/wordprocessingShape" mc:Ignorable="w14 wp14">
+  <w:p>
+    <w:pPr>
+      <w:pStyle w:val="Header"/>
+    </w:pPr>
+    <w:r/>
+  </w:p>
+  <w:tbl>
+    <w:tblPr>
+      <w:tblW w:type="auto" w:w="0"/>
+      <w:jc w:val="center"/>
+      <w:tblLook w:firstColumn="1" w:firstRow="1" w:lastColumn="0" w:lastRow="0" w:noHBand="0" w:noVBand="1" w:val="04A0"/>
+    </w:tblPr>
+    <w:tblGrid>
+      <w:gridCol w:w="1584"/>
+      <w:gridCol w:w="6624"/>
+      <w:gridCol w:w="1584"/>
+    </w:tblGrid>
+    <w:tr>
+      <w:tc>
+        <w:tcPr>
+          <w:tcW w:type="dxa" w:w="3264"/>
+          <w:vAlign w:val="center"/>
+          <w:tcBorders>
+            <w:top w:val="none"/>
+            <w:left w:val="none"/>
+            <w:bottom w:val="none"/>
+            <w:right w:val="none"/>
+          </w:tcBorders>
+        </w:tcPr>
+        <w:p>
+          <w:pPr>
+            <w:jc w:val="left"/>
+          </w:pPr>
+          <w:r>
+            <w:drawing>
+              <wp:inline xmlns:a="http://schemas.openxmlformats.org/drawingml/2006/main" xmlns:pic="http://schemas.openxmlformats.org/drawingml/2006/picture">
+                <wp:extent cx="777240" cy="743690"/>
+                <wp:docPr id="1" name="Picture 1"/>
+                <wp:cNvGraphicFramePr>
+                  <a:graphicFrameLocks noChangeAspect="1"/>
+                </wp:cNvGraphicFramePr>
+                <a:graphic>
+                  <a:graphicData uri="http://schemas.openxmlformats.org/drawingml/2006/picture">
+                    <pic:pic>
+                      <pic:nvPicPr>
+                        <pic:cNvPr id="0" name="svnit_logo.png"/>
+                        <pic:cNvPicPr/>
+                      </pic:nvPicPr>
+                      <pic:blipFill>
+                        <a:blip r:embed="rId1"/>
+                        <a:stretch>
+                          <a:fillRect/>
+                        </a:stretch>
+                      </pic:blipFill>
+                      <pic:spPr>
+                        <a:xfrm>
+                          <a:off x="0" y="0"/>
+                          <a:ext cx="777240" cy="743690"/>
+                        </a:xfrm>
+                        <a:prstGeom prst="rect"/>
+                      </pic:spPr>
+                    </pic:pic>
+                  </a:graphicData>
+                </a:graphic>
+              </wp:inline>
+            </w:drawing>
+          </w:r>
+        </w:p>
+      </w:tc>
+      <w:tc>
+        <w:tcPr>
+          <w:tcW w:type="dxa" w:w="3264"/>
+          <w:vAlign w:val="center"/>
+          <w:tcBorders>
+            <w:top w:val="none"/>
+            <w:left w:val="none"/>
+            <w:bottom w:val="none"/>
+            <w:right w:val="none"/>
+          </w:tcBorders>
+        </w:tcPr>
+        <w:p>
+          <w:pPr>
+            <w:jc w:val="center"/>
+          </w:pPr>
+          <w:r>
+            <w:rPr>
+              <w:rFonts w:ascii="Times New Roman" w:hAnsi="Times New Roman"/>
+              <w:b/>
+              <w:color w:val="4F81BD"/>
+              <w:sz w:val="24"/>
+            </w:rPr>
+            <w:t>ASSOCIATION for COMPUTING MACHINERY</w:t>
+            <w:br/>
+          </w:r>
+          <w:r>
+            <w:rPr>
+              <w:rFonts w:ascii="Times New Roman" w:hAnsi="Times New Roman"/>
+              <w:b/>
+              <w:color w:val="222222"/>
+              <w:sz w:val="17"/>
+            </w:rPr>
+            <w:t>SARDAR VALLABHBHAI NATIONAL INSTITUTE OF TECHNOLOGY, SURAT</w:t>
+          </w:r>
+        </w:p>
+      </w:tc>
+      <w:tc>
+        <w:tcPr>
+          <w:tcW w:type="dxa" w:w="3264"/>
+          <w:vAlign w:val="center"/>
+          <w:tcBorders>
+            <w:top w:val="none"/>
+            <w:left w:val="none"/>
+            <w:bottom w:val="none"/>
+            <w:right w:val="none"/>
+          </w:tcBorders>
+        </w:tcPr>
+        <w:p>
+          <w:pPr>
+            <w:jc w:val="right"/>
+          </w:pPr>
+          <w:r>
+            <w:drawing>
+              <wp:inline xmlns:a="http://schemas.openxmlformats.org/drawingml/2006/main" xmlns:pic="http://schemas.openxmlformats.org/drawingml/2006/picture">
+                <wp:extent cx="777240" cy="777240"/>
+                <wp:docPr id="2" name="Picture 2"/>
+                <wp:cNvGraphicFramePr>
+                  <a:graphicFrameLocks noChangeAspect="1"/>
+                </wp:cNvGraphicFramePr>
+                <a:graphic>
+                  <a:graphicData uri="http://schemas.openxmlformats.org/drawingml/2006/picture">
+                    <pic:pic>
+                      <pic:nvPicPr>
+                        <pic:cNvPr id="0" name="acm_logo.png"/>
+                        <pic:cNvPicPr/>
+                      </pic:nvPicPr>
+                      <pic:blipFill>
+                        <a:blip r:embed="rId2"/>
+                        <a:stretch>
+                          <a:fillRect/>
+                        </a:stretch>
+                      </pic:blipFill>
+                      <pic:spPr>
+                        <a:xfrm>
+                          <a:off x="0" y="0"/>
+                          <a:ext cx="777240" cy="777240"/>
+                        </a:xfrm>
+                        <a:prstGeom prst="rect"/>
+                      </pic:spPr>
+                    </pic:pic>
+                  </a:graphicData>
+                </a:graphic>
+              </wp:inline>
+            </w:drawing>
+          </w:r>
+        </w:p>
+      </w:tc>
+    </w:tr>
+  </w:tbl>
+  <w:p>
+    <w:pPr>
+      <w:spacing w:before="80" w:after="160"/>
+      <w:pBdr>
+        <w:bottom w:val="single" w:sz="8" w:space="1" w:color="4F81BD"/>
+      </w:pBdr>
+    </w:pPr>
+  </w:p>
+</w:hdr>
 </file>
 
 <file path=word/numbering.xml><?xml version="1.0" encoding="utf-8"?>
